--- a/Trilogy_Digital_Workplace_Documentation.docx
+++ b/Trilogy_Digital_Workplace_Documentation.docx
@@ -8936,6 +8936,370 @@
         </w:tc>
       </w:tr>
     </w:tbl>
+    <w:p>
+      <w:pPr>
+        <w:pStyle w:val="Heading1"/>
+      </w:pPr>
+      <w:r>
+        <w:t xml:space="preserve">12. SimplePay Payroll Integration (2026-07-03)</w:t>
+      </w:r>
+    </w:p>
+    <w:p>
+      <w:pPr>
+        <w:spacing w:after="120"/>
+      </w:pPr>
+      <w:r>
+        <w:t xml:space="preserve">This section documents the full SimplePay leave integration built on 2026-07-03: correct live leave balances pulled from SimplePay, SimplePay-first display across all leave surfaces with BCEA vesting fallbacks, on-demand refresh, portal leave alerts with inline manager approval, and automatic write-back of approved leave into SimplePay. SimplePay is now the payroll source of truth for leave; the internal tracker (LeaveMonthlySnapshot) is the reconciliation comparator.</w:t>
+      </w:r>
+    </w:p>
+    <w:p>
+      <w:pPr>
+        <w:pStyle w:val="Heading2"/>
+      </w:pPr>
+      <w:r>
+        <w:t xml:space="preserve">12.1  The Leave Balance Bug and the Pull Payroll Snapshot Rewrite</w:t>
+      </w:r>
+    </w:p>
+    <w:p>
+      <w:pPr>
+        <w:spacing w:after="120"/>
+      </w:pPr>
+      <w:r>
+        <w:t xml:space="preserve">Symptom: PayrollSnapshot.AnnualLeaveBalance showed take-on/opening values (e.g. 2.50 for Craig vs a real 22.50). Root cause: the Pull Payroll Snapshot flow read take_on_object.payslip_outputs.annual_leave_balance from payslip detail, which is a static opening balance. The 18.75 previously seen on the old leave page was literally the SimplePay API-docs sample value.</w:t>
+      </w:r>
+    </w:p>
+    <w:p>
+      <w:pPr>
+        <w:spacing w:after="120"/>
+      </w:pPr>
+      <w:r>
+        <w:t xml:space="preserve">Fix: inside the per-employee loop the flow now calls GET /v1/employees/{id}/leave_balances?date=latest and parses the array response (schema: array of {type_id integer, balance number, date string}). Power Automate environment quirk: item() inside filter() nested in an Apply to each binds to the OUTER loop, so filter expressions are impossible here. The working pattern is variables: varAnnual/varSick/varFamily (Float) initialised at top of flow, reset to 0 as the first actions of each employee iteration, then a nested Apply to each over the parsed balances with three Conditions (item()?['type_id'] equals 1523412 / 1523413 / 1523414) each setting its variable to item()?['balance']. The Append to array reads variables(). The final MERGE upserts PayrollSnapshot keyed on IDNumber.</w:t>
+      </w:r>
+    </w:p>
+    <w:p>
+      <w:pPr>
+        <w:spacing w:after="120"/>
+      </w:pPr>
+      <w:r>
+        <w:t xml:space="preserve">Trilogy leave type IDs (client 378652): 1523412 Annual, 1523413 Sick, 1523414 Family Responsibility, 1523415 Unpaid. Verified against the June month-end Excel: every employee matched to within days-of-accrual. ?date=latest returns balances as at the last calculated day, so figures run slightly ahead of month-end reports (22.50 at 30 June = 22.62 on 3 July after 3 days of 1.25/month accrual); both are correct. Use ?date=YYYY-MM-DD to reproduce a report exactly.</w:t>
+      </w:r>
+    </w:p>
+    <w:p>
+      <w:pPr>
+        <w:spacing w:after="120"/>
+      </w:pPr>
+      <w:r>
+        <w:t xml:space="preserve">Timing: roughly 3 seconds per employee (3 API calls each). Employees with no finalised payslip (e.g. Kyle, started 1 July) are dropped by the Filter Finalised step and have no PayrollSnapshot row until their first payroll run — expected.</w:t>
+      </w:r>
+    </w:p>
+    <w:p>
+      <w:pPr>
+        <w:pStyle w:val="Heading2"/>
+      </w:pPr>
+      <w:r>
+        <w:t xml:space="preserve">12.2  Schema Changes</w:t>
+      </w:r>
+    </w:p>
+    <w:p>
+      <w:pPr>
+        <w:spacing w:after="60"/>
+      </w:pPr>
+      <w:r>
+        <w:rPr>
+          <w:rFonts w:ascii="Consolas" w:hAnsi="Consolas"/>
+          <w:sz w:val="18"/>
+          <w:szCs w:val="18"/>
+        </w:rPr>
+        <w:t xml:space="preserve">ALTER TABLE PayrollSnapshot ADD FamilyLeaveBalance DECIMAL(10,2) NULL;</w:t>
+      </w:r>
+    </w:p>
+    <w:p>
+      <w:pPr>
+        <w:spacing w:after="60"/>
+      </w:pPr>
+      <w:r>
+        <w:rPr>
+          <w:rFonts w:ascii="Consolas" w:hAnsi="Consolas"/>
+          <w:sz w:val="18"/>
+          <w:szCs w:val="18"/>
+        </w:rPr>
+        <w:t xml:space="preserve">ALTER TABLE LeaveRecords ADD SimplePaySynced BIT NOT NULL DEFAULT 0;</w:t>
+      </w:r>
+    </w:p>
+    <w:p>
+      <w:pPr>
+        <w:spacing w:after="120"/>
+      </w:pPr>
+      <w:r>
+        <w:t xml:space="preserve">FamilyLeaveBalance is populated by the pull flow (varFamily → familyLeave in the array → MERGE). SimplePaySynced is the duplicate-submission guard for the write-back in 12.7. Tanya's pre-existing approved leave (LeaveID 8, 2 days annual, already captured in SimplePay by the payroll company) was manually set SimplePaySynced=1.</w:t>
+      </w:r>
+    </w:p>
+    <w:p>
+      <w:pPr>
+        <w:pStyle w:val="Heading2"/>
+      </w:pPr>
+      <w:r>
+        <w:t xml:space="preserve">12.3  SimplePay-First Display with BCEA Vesting Fallbacks</w:t>
+      </w:r>
+    </w:p>
+    <w:p>
+      <w:pPr>
+        <w:spacing w:after="120"/>
+      </w:pPr>
+      <w:r>
+        <w:t xml:space="preserve">All leave surfaces now use a three-tier source chain: (1) SimplePay actuals from PayrollSnapshot, (2) internal tracker snapshot (LeaveMonthlySnapshot), (3) BCEA proration computed client-side. A footer/badge on each surface states the active source (💰 SimplePay / 📊 tracker / BCEA estimate).</w:t>
+      </w:r>
+    </w:p>
+    <w:p>
+      <w:pPr>
+        <w:spacing w:after="120"/>
+      </w:pPr>
+      <w:r>
+        <w:t xml:space="preserve">BCEA vesting fallback: SimplePay reports sick and family balances as 0/null for several staff past the statutory vesting points (an inconsistency on SimplePay's side — Vancyon shows 30 while Craig/Brandon/Keanu show 0 with the same 30 entitlement). Display rule everywhere: if SimplePay sick balance is 0/null AND tenure ≥ 6 months (BCEA s22), show 30 minus approved sick taken; if family is 0/null AND tenure ≥ 4 months (s27), show 3 minus family taken. Genuine under-threshold accruals (e.g. Demi 1.24 sick) pass through untouched. The HR discrepancy box deliberately shows RAW values — it is a reconciliation tool.</w:t>
+      </w:r>
+    </w:p>
+    <w:p>
+      <w:pPr>
+        <w:spacing w:after="120"/>
+      </w:pPr>
+      <w:r>
+        <w:t xml:space="preserve">Implemented in: hr.trilogybpo.com/leave/index.html (cards, table chips, low-leave stat, flipped discrepancy box titled "Our system doesn't match SimplePay" with Annual/Sick/Family rows), portal.trilogybpo.com/index.html (leaveCalc + footer "Live from payroll (SimplePay) · as at date"), and portal.trilogybpo.com/leave/index.html (Apply for Leave — the vesting fallback is critical here because remaining() drives submit validation).</w:t>
+      </w:r>
+    </w:p>
+    <w:p>
+      <w:pPr>
+        <w:pStyle w:val="Heading2"/>
+      </w:pPr>
+      <w:r>
+        <w:t xml:space="preserve">12.4  GET_DETAIL Flow — sp_* Fields</w:t>
+      </w:r>
+    </w:p>
+    <w:p>
+      <w:pPr>
+        <w:spacing w:after="120"/>
+      </w:pPr>
+      <w:r>
+        <w:t xml:space="preserve">The Get Employee Details flow SQL gained four scalar subqueries (PayrollSnapshot is keyed on IDNumber, so each resolves the employee's IDNumber inline):</w:t>
+      </w:r>
+    </w:p>
+    <w:p>
+      <w:pPr>
+        <w:spacing w:after="60"/>
+      </w:pPr>
+      <w:r>
+        <w:rPr>
+          <w:rFonts w:ascii="Consolas" w:hAnsi="Consolas"/>
+          <w:sz w:val="18"/>
+          <w:szCs w:val="18"/>
+        </w:rPr>
+        <w:t xml:space="preserve">(SELECT TOP 1 ps.AnnualLeaveBalance FROM PayrollSnapshot ps WHERE ps.IDNumber = (SELECT TOP 1 IDNumber FROM Employees WHERE EmployeeID = '@{triggerBody()?[''ref'']}')) as sp_annual,  -- plus sp_sick, sp_family, and sp_asat (CONVERT(VARCHAR(10), SnapshotDate, 120))</w:t>
+      </w:r>
+    </w:p>
+    <w:p>
+      <w:pPr>
+        <w:spacing w:after="120"/>
+      </w:pPr>
+      <w:r>
+        <w:t xml:space="preserve">The Response step returns the whole first row (first(...resultsets.Table1)) so no mapping changes were needed. Security note: the employee portal deliberately does NOT call the payroll READ flow (it returns all salaries); single-employee leave rides GET_DETAIL. Contract gotcha fixed on the Apply for Leave page: the flow reads triggerBody()?['ref'] — the page previously sent {EmployeeID, employeeId}, which matched nothing and silently nulled every field (even title/gender), dropping the page to BCEA estimates. It now sends {ref}.</w:t>
+      </w:r>
+    </w:p>
+    <w:p>
+      <w:pPr>
+        <w:pStyle w:val="Heading2"/>
+      </w:pPr>
+      <w:r>
+        <w:t xml:space="preserve">12.5  On-Demand SimplePay Pull</w:t>
+      </w:r>
+    </w:p>
+    <w:p>
+      <w:pPr>
+        <w:spacing w:after="120"/>
+      </w:pPr>
+      <w:r>
+        <w:t xml:space="preserve">Pull Payroll Snapshot trigger changed from Manual to "When an HTTP request is received" with Who-can-trigger = Anyone (tenant mode issues URLs without a sig and browser calls fail). Workflow 63206e6ac0f54687971c58d176e4303e. Page loads everywhere remain SQL-only; the slow pull is fired only by explicit buttons: HR leave page "↻ Refresh from SimplePay" (modal warning: ~3 s/employee, may take minutes; reloads on completion; explains the flow may still be running if the browser times out) and Payroll page "⇣ Pull from SimplePay" (confirm() warning) alongside its quick "↻ Refresh" SQL re-read. Payroll page leave column is now A / S / F; the payroll READ flow still needs FamilyLeaveBalance added to its SELECT (backlog).</w:t>
+      </w:r>
+    </w:p>
+    <w:p>
+      <w:pPr>
+        <w:pStyle w:val="Heading2"/>
+      </w:pPr>
+      <w:r>
+        <w:t xml:space="preserve">12.6  Portal Leave Alerts and Inline Approval</w:t>
+      </w:r>
+    </w:p>
+    <w:p>
+      <w:pPr>
+        <w:spacing w:after="120"/>
+      </w:pPr>
+      <w:r>
+        <w:t xml:space="preserve">portal/index.html loads GET_LEAVE_RECORDS ({employee_id}) after render for the logged-in person and for everyone whose ReportsTo equals their FullName (self included — supports self-managed test setups). Response unwrap must handle the raw SQL connector shape {ResultSets:{Table1:[...]}} in addition to arrays/.records/.value — this bug silently hid all records initially and was fixed in both the portal and the Manage My Team page.</w:t>
+      </w:r>
+    </w:p>
+    <w:p>
+      <w:pPr>
+        <w:spacing w:after="120"/>
+      </w:pPr>
+      <w:r>
+        <w:t xml:space="preserve">Alerts rendered: ⏳ own Pending requests ("awaiting approval from ReportsTo"); 🌴 direct reports' Pending requests with inline ✓ Approve / ✗ Reject buttons calling APPROVE_LEAVE with the full payload (leave_id, status, approved_by, employee details, type, dates, days, reason); ✅ upcoming approved leave (EndDate ≥ today, next 3, "starts today/tomorrow/in N days · remember handovers and out-of-office"). Quick Action "Log Leave" now points portal-locally to leave/?prefill= (was wrongly aimed at the HR domain, whose guard bounces employees) with a 🌴 icon.</w:t>
+      </w:r>
+    </w:p>
+    <w:p>
+      <w:pPr>
+        <w:pStyle w:val="Heading2"/>
+      </w:pPr>
+      <w:r>
+        <w:t xml:space="preserve">12.7  Write-Back: Approved Leave Posted into SimplePay</w:t>
+      </w:r>
+    </w:p>
+    <w:p>
+      <w:pPr>
+        <w:spacing w:after="120"/>
+      </w:pPr>
+      <w:r>
+        <w:t xml:space="preserve">APPROVE_LEAVE flow changes. The UPDATE is now keyed on the primary key and stamps the decision time:</w:t>
+      </w:r>
+    </w:p>
+    <w:p>
+      <w:pPr>
+        <w:spacing w:after="60"/>
+      </w:pPr>
+      <w:r>
+        <w:rPr>
+          <w:rFonts w:ascii="Consolas" w:hAnsi="Consolas"/>
+          <w:sz w:val="18"/>
+          <w:szCs w:val="18"/>
+        </w:rPr>
+        <w:t xml:space="preserve">UPDATE LeaveRecords SET Status='...', ApprovedBy='...', ApprovedAt=SYSUTCDATETIME() WHERE LeaveID = @{triggerBody()?['leave_id']}</w:t>
+      </w:r>
+    </w:p>
+    <w:p>
+      <w:pPr>
+        <w:spacing w:after="120"/>
+      </w:pPr>
+      <w:r>
+        <w:t xml:space="preserve">A Condition (toLower(coalesce(triggerBody()?['status'],'')) equals approved — the designer's ?status token evaluated False against the raw body and was replaced with this explicit expression) gates the True branch: a guarded SQL step, an Apply to each of HTTP posts, Mark Synced, then the notification emails.</w:t>
+      </w:r>
+    </w:p>
+    <w:p>
+      <w:pPr>
+        <w:spacing w:after="120"/>
+      </w:pPr>
+      <w:r>
+        <w:t xml:space="preserve">The guarded SQL returns zero rows if the record is already synced (IF EXISTS ... SimplePaySynced = 0), otherwise it resolves spid (SimplePayEmployeeID via IDNumber), maps the leave type (LeaveType LIKE Annual%/Sick%/Family% → 1523412/1523413/1523414, else 1523415), and expands start_date..end_date into one row per weekday via a recursive CTE (DATENAME(weekday) NOT IN Saturday/Sunday, OPTION (MAXRECURSION 366)). Public holidays are NOT yet excluded (backlog: PublicHolidays table).</w:t>
+      </w:r>
+    </w:p>
+    <w:p>
+      <w:pPr>
+        <w:spacing w:after="120"/>
+      </w:pPr>
+      <w:r>
+        <w:t xml:space="preserve">Each row posts: POST https://api.payroll.simplepay.cloud/v1/employees/{spid}/leave_days with body {"type_id": N, "date": "YYYY-MM-DD"} (hours omitted = full day). Verified response: 200 {"message":"Leave day has been created/updated","id":...} — SimplePay upserts on employee+date+type, a bonus second layer of duplicate protection. Rate limit observed: 1000/window.</w:t>
+      </w:r>
+    </w:p>
+    <w:p>
+      <w:pPr>
+        <w:spacing w:after="120"/>
+      </w:pPr>
+      <w:r>
+        <w:t xml:space="preserve">Mark Synced (UPDATE ... SET SimplePaySynced = 1 WHERE LeaveID = ...) is configured Run-After = "is successful" ONLY on the loop: any failed post skips the mark, leaves the record unsynced, and a re-approval retries. End-to-end verified 2026-07-03: portal apply → approve → HTTP 200 with created id → SimplePaySynced=1 → day visible in SimplePay.</w:t>
+      </w:r>
+    </w:p>
+    <w:p>
+      <w:pPr>
+        <w:pStyle w:val="Heading2"/>
+      </w:pPr>
+      <w:r>
+        <w:t xml:space="preserve">12.8  SimplePay API Reference (as used)</w:t>
+      </w:r>
+    </w:p>
+    <w:p>
+      <w:pPr>
+        <w:spacing w:after="120"/>
+      </w:pPr>
+      <w:r>
+        <w:t xml:space="preserve">Base https://api.payroll.simplepay.cloud/v1/ · header Authorization: &lt;key&gt; (no Bearer) · Client ID 378652 · Craig SimplePayEmployeeID 5241879. Endpoints in production use: GET /employees/{id}/leave_balances?date=latest|YYYY-MM-DD; POST /employees/{id}/leave_days; GET /clients/378652/leave_types. Verified for the planned v2 pull: POST /clients/378652/reports/comparison_leave with JSON body {start_date, end_date, leave_types:[...], humanize:true} returns the whole company in one call (rows keyed by employee = SimplePayEmployeeID string, with Accrual/Entitlement/Taken/Adjustment/Balance) — full upgrade spec in PULL_FLOW_V2_COMPARISON_LEAVE.md (601→402 calls at 200 heads; build at 50+). A 400 on report endpoints means the JSON body is missing. Employee creation exists (POST /clients/{id}/employees, requires wave_id, names, birthdate, appointment_date, identification_type/id_number, payment_method; bank_account with bank_id required for eft_manual; bank_id values only obtainable from the bulk-import Constants sheet) — planned for the "mark Active → sync employee to SimplePay" feature.</w:t>
+      </w:r>
+    </w:p>
+    <w:p>
+      <w:pPr>
+        <w:pStyle w:val="Heading2"/>
+      </w:pPr>
+      <w:r>
+        <w:t xml:space="preserve">12.9  Outstanding Items Added 2026-07-03</w:t>
+      </w:r>
+    </w:p>
+    <w:p>
+      <w:pPr>
+        <w:spacing w:after="120"/>
+      </w:pPr>
+      <w:r>
+        <w:t xml:space="preserve">— SECURITY: rotate the SimplePay API key (exposed in working screenshots) and update it in BOTH flows (Pull Payroll Snapshot ×3 HTTP steps, APPROVE_LEAVE ×1); also rotate the previously exposed Anthropic key.</w:t>
+      </w:r>
+    </w:p>
+    <w:p>
+      <w:pPr>
+        <w:spacing w:after="120"/>
+      </w:pPr>
+      <w:r>
+        <w:t xml:space="preserve">— GET_DETAIL taken-count subqueries never match: records store "Annual Leave"/"Sick Leave" but filters use 'Annual'/'Sick'/'Family Responsibility'. Change to LIKE 'Annual%' / 'Sick%' / 'Family%'. Matters because the BCEA vesting fallback subtracts these.</w:t>
+      </w:r>
+    </w:p>
+    <w:p>
+      <w:pPr>
+        <w:spacing w:after="120"/>
+      </w:pPr>
+      <w:r>
+        <w:t xml:space="preserve">— Raise with payroll company: Lizelle sick balance is -11.75; sick balance 0-vs-30 inconsistency for &gt;6-month staff (Craig/Brandon/Keanu 0, Vancyon 30, same entitlement).</w:t>
+      </w:r>
+    </w:p>
+    <w:p>
+      <w:pPr>
+        <w:spacing w:after="120"/>
+      </w:pPr>
+      <w:r>
+        <w:t xml:space="preserve">— Payroll READ flow (816c0774...): add ps.FamilyLeaveBalance to its SELECT so the payroll page F column populates.</w:t>
+      </w:r>
+    </w:p>
+    <w:p>
+      <w:pPr>
+        <w:spacing w:after="120"/>
+      </w:pPr>
+      <w:r>
+        <w:t xml:space="preserve">— Build "mark Active → create employee in SimplePay" (HR portal, e.g. Kyle): needs wave_id (GET /clients/378652/waves once) and a BankName→bank_id mapping from the Constants sheet; use Create an Employee endpoint; store returned id as SimplePayEmployeeID.</w:t>
+      </w:r>
+    </w:p>
+    <w:p>
+      <w:pPr>
+        <w:spacing w:after="120"/>
+      </w:pPr>
+      <w:r>
+        <w:t xml:space="preserve">— PublicHolidays table + exclusion in the leave-day date-expansion CTE (currently only weekends are skipped).</w:t>
+      </w:r>
+    </w:p>
+    <w:p>
+      <w:pPr>
+        <w:spacing w:after="120"/>
+      </w:pPr>
+      <w:r>
+        <w:t xml:space="preserve">— SAVE_LEAVE stamps ApprovedBy="HR Portal" on creation of Pending records — cosmetic, overwritten on approval.</w:t>
+      </w:r>
+    </w:p>
+    <w:p>
+      <w:pPr>
+        <w:spacing w:after="120"/>
+      </w:pPr>
+      <w:r>
+        <w:t xml:space="preserve">— v2 pull via comparison_leave report when headcount approaches 50+ (spec: PULL_FLOW_V2_COMPARISON_LEAVE.md).</w:t>
+      </w:r>
+    </w:p>
+    <w:p>
+      <w:pPr>
+        <w:spacing w:after="120"/>
+      </w:pPr>
+      <w:r>
+        <w:t xml:space="preserve">— Deploy set if not yet live: leave_index.html (HR), portal-index.html, portal-leave-index.html, payroll_index.html, manageemployees-index.html (+ Azure SPA redirect URI for /manageemployees/).</w:t>
+      </w:r>
+    </w:p>
     <w:sectPr>
       <w:headerReference w:type="default" r:id="rId7"/>
       <w:footerReference w:type="default" r:id="rId8"/>

--- a/Trilogy_Digital_Workplace_Documentation.docx
+++ b/Trilogy_Digital_Workplace_Documentation.docx
@@ -9838,8 +9838,8 @@
 </file>
 
 <file path=customXml/item1.xml><?xml version="1.0" encoding="utf-8"?>
-<ct:contentTypeSchema xmlns:ct="http://schemas.microsoft.com/office/2006/metadata/contentType" xmlns:ma="http://schemas.microsoft.com/office/2006/metadata/properties/metaAttributes" ct:_="" ma:_="" ma:contentTypeName="Document" ma:contentTypeID="0x0101008D7A22E85D508D4BA3D88F285A4BFBFF" ma:contentTypeVersion="11" ma:contentTypeDescription="Create a new document." ma:contentTypeScope="" ma:versionID="9c9e85156972572cea053e3015cb1f90">
-  <xsd:schema xmlns:xsd="http://www.w3.org/2001/XMLSchema" xmlns:xs="http://www.w3.org/2001/XMLSchema" xmlns:p="http://schemas.microsoft.com/office/2006/metadata/properties" xmlns:ns2="4aba8e23-181e-4a95-9270-5fdb07633be2" xmlns:ns3="5b5294e1-9b14-479f-be65-1200265709b9" targetNamespace="http://schemas.microsoft.com/office/2006/metadata/properties" ma:root="true" ma:fieldsID="2f4e55caffd647eee35d365923c96150" ns2:_="" ns3:_="">
+<ct:contentTypeSchema xmlns:ct="http://schemas.microsoft.com/office/2006/metadata/contentType" xmlns:ma="http://schemas.microsoft.com/office/2006/metadata/properties/metaAttributes" ct:_="" ma:_="" ma:contentTypeName="Document" ma:contentTypeID="0x0101008D7A22E85D508D4BA3D88F285A4BFBFF" ma:contentTypeVersion="11" ma:contentTypeDescription="Create a new document." ma:contentTypeScope="" ma:versionID="5f1205c4f3bf337c924879e26fd18862">
+  <xsd:schema xmlns:xsd="http://www.w3.org/2001/XMLSchema" xmlns:xs="http://www.w3.org/2001/XMLSchema" xmlns:p="http://schemas.microsoft.com/office/2006/metadata/properties" xmlns:ns2="4aba8e23-181e-4a95-9270-5fdb07633be2" xmlns:ns3="5b5294e1-9b14-479f-be65-1200265709b9" targetNamespace="http://schemas.microsoft.com/office/2006/metadata/properties" ma:root="true" ma:fieldsID="c28c450ebb8aa89ac089a4fbd1595ce3" ns2:_="" ns3:_="">
     <xsd:import namespace="4aba8e23-181e-4a95-9270-5fdb07633be2"/>
     <xsd:import namespace="5b5294e1-9b14-479f-be65-1200265709b9"/>
     <xsd:element name="properties">
@@ -10058,7 +10058,7 @@
 </file>
 
 <file path=customXml/itemProps1.xml><?xml version="1.0" encoding="utf-8"?>
-<ds:datastoreItem xmlns:ds="http://schemas.openxmlformats.org/officeDocument/2006/customXml" ds:itemID="{0D4A77E9-06C4-4B8A-A1DD-DA839E1A83B6}"/>
+<ds:datastoreItem xmlns:ds="http://schemas.openxmlformats.org/officeDocument/2006/customXml" ds:itemID="{A1F4135B-032C-486B-B2BE-963A16794C07}"/>
 </file>
 
 <file path=customXml/itemProps2.xml><?xml version="1.0" encoding="utf-8"?>
